--- a/templates/organizational-resolutions-ccorp.docx
+++ b/templates/organizational-resolutions-ccorp.docx
@@ -4,6 +4,7 @@
   <w:body>
     <w:p>
       <w:pPr>
+        <w:pStyle w:val="GLInstructionBlock"/>
         <w:spacing w:after="240"/>
         <w:jc w:val="left"/>
       </w:pPr>
@@ -73,7 +74,7 @@
           <w:sz w:val="26"/>
           <w:szCs w:val="26"/>
         </w:rPr>
-        <w:t>[COMPANY NAME], INC.</w:t>
+        <w:t>{Company Name}, Inc.</w:t>
       </w:r>
     </w:p>
     <w:p>
@@ -90,7 +91,7 @@
           <w:sz w:val="22"/>
           <w:szCs w:val="22"/>
         </w:rPr>
-        <w:t>[DATE]</w:t>
+        <w:t>{Effective Date}</w:t>
       </w:r>
     </w:p>
     <w:p>
@@ -102,7 +103,7 @@
       </w:pPr>
       <w:r>
         <w:rPr/>
-        <w:t>Pursuant to Section 141(f) of the General Corporation Law of the State of Delaware (the “DGCL”), the undersigned, being all of the directors of [COMPANY NAME], Inc., a Delaware corporation (the “Corporation”), adopt the following resolutions by written consent without a meeting:</w:t>
+        <w:t>Pursuant to Section 141(f) of the General Corporation Law of the State of Delaware (the “DGCL”), the undersigned, being all of the directors of {Company Name}, Inc., a Delaware corporation (the “Corporation”), adopt the following resolutions by written consent without a meeting:</w:t>
       </w:r>
     </w:p>
     <w:p>
@@ -258,7 +259,7 @@
       </w:pPr>
       <w:r>
         <w:rPr/>
-        <w:t>RESOLVED, that the principal office of the Corporation shall be located at [PRINCIPAL OFFICE ADDRESS], and that the officers may change the location of the principal office from time to time.</w:t>
+        <w:t>RESOLVED, that the principal office of the Corporation shall be located at {Principal Office Address}, and that the officers may change the location of the principal office from time to time.</w:t>
       </w:r>
     </w:p>
     <w:p>
@@ -310,7 +311,17 @@
       </w:pPr>
       <w:r>
         <w:rPr/>
-        <w:t>RESOLVED, that the following natural person is elected to the offices set forth opposite their name, each to serve until a successor is elected or until earlier resignation or removal: [NAME] — President and Chief Executive Officer, Secretary, and Treasurer. [List additional officers if the founder chooses to separate these roles.]</w:t>
+        <w:t xml:space="preserve">RESOLVED, that the following natural person is elected to the offices set forth opposite their name, each to serve until a successor is elected or until earlier resignation or removal: {Officer Name} — President and Chief Executive Officer, Secretary, and Treasurer. </w:t>
+      </w:r>
+      <w:r>
+        <w:rPr>
+          <w:rStyle w:val="GLInstructionInline"/>
+        </w:rPr>
+        <w:t>[GL INSTRUCTION — List additional officers if the founder chooses to separate these roles.]</w:t>
+      </w:r>
+      <w:r>
+        <w:rPr/>
+        <w:t xml:space="preserve"> </w:t>
       </w:r>
     </w:p>
     <w:p>
@@ -362,7 +373,17 @@
       </w:pPr>
       <w:r>
         <w:rPr/>
-        <w:t>RESOLVED, that the Corporation shall sell and issue to [FOUNDER NAME] [NUMBER] shares of the Corporation’s Common Stock at a price of $[PRICE] per share, for aggregate consideration of $[AMOUNT] payable in [cash / assignment of intellectual property / past services rendered], which the Board determines to be adequate consideration under Section 152 of the DGCL; and RESOLVED FURTHER, that upon the Corporation’s receipt of the consideration and a signed Common Stock Purchase Agreement</w:t>
+        <w:t xml:space="preserve">RESOLVED, that the Corporation shall sell and issue to {Founder Name} {Number of Shares} shares of the Corporation’s Common Stock at a price of {Price Per Share} per share, for aggregate consideration of {Aggregate Purchase Price} payable in </w:t>
+      </w:r>
+      <w:r>
+        <w:rPr>
+          <w:rStyle w:val="GLInstructionInline"/>
+        </w:rPr>
+        <w:t>[GL INSTRUCTION — Choose cash, assignment of intellectual property, or past services rendered.]</w:t>
+      </w:r>
+      <w:r>
+        <w:rPr/>
+        <w:t xml:space="preserve"> {Form of Consideration}, which the Board determines to be adequate consideration under Section 152 of the DGCL; and RESOLVED FURTHER, that upon the Corporation’s receipt of the consideration and a signed Common Stock Purchase Agreement</w:t>
       </w:r>
       <w:r>
         <w:rPr/>
@@ -425,7 +446,7 @@
       </w:pPr>
       <w:r>
         <w:rPr/>
-        <w:t>WHEREAS, Article XII of the Bylaws requires the Board to adopt and maintain a written AI Governance Policy; NOW, THEREFORE, RESOLVED, that the AI Governance Policy presented to the Board is adopted as the Corporation’s AI Governance Policy; RESOLVED FURTHER, that the AI system identified on Schedule 1 to that Policy is designated as the Corporation’s AI Agent and that [NAME] is designated as the initial AI Oversight Officer; and RESOLVED FURTHER, that the officers are authorized to maintain the Audit Log and deliver the quarterly reports the Policy requires.</w:t>
+        <w:t>WHEREAS, Article XII of the Bylaws requires the Board to adopt and maintain a written AI Governance Policy; NOW, THEREFORE, RESOLVED, that the AI Governance Policy presented to the Board is adopted as the Corporation’s AI Governance Policy; RESOLVED FURTHER, that the AI system identified on Schedule 1 to that Policy is designated as the Corporation’s AI Agent and that {AI Oversight Officer Name} is designated as the initial AI Oversight Officer; and RESOLVED FURTHER, that the officers are authorized to maintain the Audit Log and deliver the quarterly reports the Policy requires.</w:t>
       </w:r>
     </w:p>
     <w:p>
@@ -581,7 +602,7 @@
       </w:pPr>
       <w:r>
         <w:rPr/>
-        <w:t>RESOLVED, that the fiscal year of the Corporation shall end on [December 31] of each year.</w:t>
+        <w:t>RESOLVED, that the fiscal year of the Corporation shall end on {Fiscal Year End} of each year.</w:t>
       </w:r>
     </w:p>
     <w:p>
@@ -745,8 +766,10 @@
         <w:rPr/>
       </w:pPr>
       <w:r>
-        <w:rPr/>
-        <w:t>______________________________</w:t>
+        <w:rPr>
+          <w:rStyle w:val="GLSignatureMarker"/>
+        </w:rPr>
+        <w:t>[[GL-SIGNATURE:director]]</w:t>
       </w:r>
     </w:p>
     <w:p>
@@ -760,7 +783,7 @@
       </w:r>
       <w:r>
         <w:rPr/>
-        <w:t>[DIRECTOR NAME], Director</w:t>
+        <w:t>{Director Name}, Director</w:t>
       </w:r>
       <w:r>
         <w:rPr/>
@@ -862,10 +885,18 @@
       </w:r>
       <w:r>
         <w:rPr>
-          <w:b/>
-          <w:bCs/>
-        </w:rPr>
-        <w:t>[Attached]</w:t>
+          <w:rStyle w:val="GLInstructionInline"/>
+          <w:b/>
+          <w:bCs/>
+        </w:rPr>
+        <w:t>[GL INSTRUCTION — Attached document is supplied as the following packet section.]</w:t>
+      </w:r>
+      <w:r>
+        <w:rPr>
+          <w:b/>
+          <w:bCs/>
+        </w:rPr>
+        <w:t xml:space="preserve"> </w:t>
       </w:r>
       <w:r>
         <w:br w:type="page"/>
@@ -934,8 +965,14 @@
         <w:rPr/>
       </w:r>
       <w:r>
-        <w:rPr/>
-        <w:t>[Attached]</w:t>
+        <w:rPr>
+          <w:rStyle w:val="GLInstructionInline"/>
+        </w:rPr>
+        <w:t>[GL INSTRUCTION — Attached document is supplied as the following packet section.]</w:t>
+      </w:r>
+      <w:r>
+        <w:rPr/>
+        <w:t xml:space="preserve"> </w:t>
       </w:r>
       <w:r>
         <w:rPr/>
@@ -1108,7 +1145,7 @@
         <w:sz w:val="20"/>
         <w:szCs w:val="20"/>
       </w:rPr>
-      <w:t>[COMPANY NAME], INC. — Organizational Resolutions</w:t>
+      <w:t>{Company Name}, Inc. — Organizational Resolutions</w:t>
     </w:r>
   </w:p>
 </w:hdr>
@@ -1130,7 +1167,7 @@
         <w:sz w:val="20"/>
         <w:szCs w:val="20"/>
       </w:rPr>
-      <w:t>[COMPANY NAME], INC. — Organizational Resolutions</w:t>
+      <w:t>{Company Name}, Inc. — Organizational Resolutions</w:t>
     </w:r>
   </w:p>
 </w:hdr>
@@ -1816,6 +1853,18 @@
         <w:right w:w="100" w:type="dxa"/>
       </w:tblCellMar>
     </w:tblPr>
+  </w:style>
+  <w:style w:type="paragraph" w:customStyle="1" w:styleId="GLInstructionBlock">
+    <w:name w:val="GL Instruction Block"/>
+    <w:basedOn w:val="Normal"/>
+  </w:style>
+  <w:style w:type="character" w:customStyle="1" w:styleId="GLInstructionInline">
+    <w:name w:val="GL Instruction Inline"/>
+    <w:basedOn w:val="DefaultParagraphFont"/>
+  </w:style>
+  <w:style w:type="character" w:customStyle="1" w:styleId="GLSignatureMarker">
+    <w:name w:val="GL Signature Marker"/>
+    <w:basedOn w:val="DefaultParagraphFont"/>
   </w:style>
 </w:styles>
 </file>
